--- a/Offers/Templates/GarantiTeknikSartname.docx
+++ b/Offers/Templates/GarantiTeknikSartname.docx
@@ -1,6 +1,6 @@
 
 <file path=word/document.xml><?xml version="1.0" encoding="utf-8"?>
-<w:document xmlns:wpc="http://schemas.microsoft.com/office/word/2010/wordprocessingCanvas" xmlns:cx="http://schemas.microsoft.com/office/drawing/2014/chartex" xmlns:cx1="http://schemas.microsoft.com/office/drawing/2015/9/8/chartex" xmlns:cx2="http://schemas.microsoft.com/office/drawing/2015/10/21/chartex" xmlns:cx3="http://schemas.microsoft.com/office/drawing/2016/5/9/chartex" xmlns:cx4="http://schemas.microsoft.com/office/drawing/2016/5/10/chartex" xmlns:cx5="http://schemas.microsoft.com/office/drawing/2016/5/11/chartex" xmlns:cx6="http://schemas.microsoft.com/office/drawing/2016/5/12/chartex" xmlns:cx7="http://schemas.microsoft.com/office/drawing/2016/5/13/chartex" xmlns:cx8="http://schemas.microsoft.com/office/drawing/2016/5/14/chartex" xmlns:mc="http://schemas.openxmlformats.org/markup-compatibility/2006" xmlns:aink="http://schemas.microsoft.com/office/drawing/2016/ink" xmlns:am3d="http://schemas.microsoft.com/office/drawing/2017/model3d" xmlns:o="urn:schemas-microsoft-com:office:office" xmlns:oel="http://schemas.microsoft.com/office/2019/extlst" xmlns:r="http://schemas.openxmlformats.org/officeDocument/2006/relationships" xmlns:m="http://schemas.openxmlformats.org/officeDocument/2006/math" xmlns:v="urn:schemas-microsoft-com:vml" xmlns:wp14="http://schemas.microsoft.com/office/word/2010/wordprocessingDrawing" xmlns:wp="http://schemas.openxmlformats.org/drawingml/2006/wordprocessingDrawing" xmlns:w10="urn:schemas-microsoft-com:office:word" xmlns:w="http://schemas.openxmlformats.org/wordprocessingml/2006/main" xmlns:w14="http://schemas.microsoft.com/office/word/2010/wordml" xmlns:w15="http://schemas.microsoft.com/office/word/2012/wordml" xmlns:w16cex="http://schemas.microsoft.com/office/word/2018/wordml/cex" xmlns:w16cid="http://schemas.microsoft.com/office/word/2016/wordml/cid" xmlns:w16="http://schemas.microsoft.com/office/word/2018/wordml" xmlns:w16du="http://schemas.microsoft.com/office/word/2023/wordml/word16du" xmlns:w16sdtdh="http://schemas.microsoft.com/office/word/2020/wordml/sdtdatahash" xmlns:w16sdtfl="http://schemas.microsoft.com/office/word/2024/wordml/sdtformatlock" xmlns:w16se="http://schemas.microsoft.com/office/word/2015/wordml/symex" xmlns:wpg="http://schemas.microsoft.com/office/word/2010/wordprocessingGroup" xmlns:wpi="http://schemas.microsoft.com/office/word/2010/wordprocessingInk" xmlns:wne="http://schemas.microsoft.com/office/word/2006/wordml" xmlns:wps="http://schemas.microsoft.com/office/word/2010/wordprocessingShape" mc:Ignorable="w14 w15 w16se w16cid w16 w16cex w16sdtdh w16sdtfl w16du wp14">
+<w:document xmlns:wpc="http://schemas.microsoft.com/office/word/2010/wordprocessingCanvas" xmlns:cx="http://schemas.microsoft.com/office/drawing/2014/chartex" xmlns:cx1="http://schemas.microsoft.com/office/drawing/2015/9/8/chartex" xmlns:cx2="http://schemas.microsoft.com/office/drawing/2015/10/21/chartex" xmlns:cx3="http://schemas.microsoft.com/office/drawing/2016/5/9/chartex" xmlns:cx4="http://schemas.microsoft.com/office/drawing/2016/5/10/chartex" xmlns:cx5="http://schemas.microsoft.com/office/drawing/2016/5/11/chartex" xmlns:cx6="http://schemas.microsoft.com/office/drawing/2016/5/12/chartex" xmlns:cx7="http://schemas.microsoft.com/office/drawing/2016/5/13/chartex" xmlns:cx8="http://schemas.microsoft.com/office/drawing/2016/5/14/chartex" xmlns:mc="http://schemas.openxmlformats.org/markup-compatibility/2006" xmlns:aink="http://schemas.microsoft.com/office/drawing/2016/ink" xmlns:am3d="http://schemas.microsoft.com/office/drawing/2017/model3d" xmlns:o="urn:schemas-microsoft-com:office:office" xmlns:oel="http://schemas.microsoft.com/office/2019/extlst" xmlns:r="http://schemas.openxmlformats.org/officeDocument/2006/relationships" xmlns:m="http://schemas.openxmlformats.org/officeDocument/2006/math" xmlns:v="urn:schemas-microsoft-com:vml" xmlns:wp14="http://schemas.microsoft.com/office/word/2010/wordprocessingDrawing" xmlns:wp="http://schemas.openxmlformats.org/drawingml/2006/wordprocessingDrawing" xmlns:w10="urn:schemas-microsoft-com:office:word" xmlns:w="http://schemas.openxmlformats.org/wordprocessingml/2006/main" xmlns:w14="http://schemas.microsoft.com/office/word/2010/wordml" xmlns:w15="http://schemas.microsoft.com/office/word/2012/wordml" xmlns:w16cex="http://schemas.microsoft.com/office/word/2018/wordml/cex" xmlns:w16cid="http://schemas.microsoft.com/office/word/2016/wordml/cid" xmlns:w16="http://schemas.microsoft.com/office/word/2018/wordml" xmlns:w16du="http://schemas.microsoft.com/office/word/2023/wordml/word16du" xmlns:w16sdtdh="http://schemas.microsoft.com/office/word/2020/wordml/sdtdatahash" xmlns:w16se="http://schemas.microsoft.com/office/word/2015/wordml/symex" xmlns:wpg="http://schemas.microsoft.com/office/word/2010/wordprocessingGroup" xmlns:wpi="http://schemas.microsoft.com/office/word/2010/wordprocessingInk" xmlns:wne="http://schemas.microsoft.com/office/word/2006/wordml" xmlns:wps="http://schemas.microsoft.com/office/word/2010/wordprocessingShape" mc:Ignorable="w14 w15 w16se w16cid w16 w16cex w16sdtdh w16du wp14">
   <w:body>
     <w:tbl>
       <w:tblPr>
@@ -228,7 +228,6 @@
               </w:rPr>
               <w:t xml:space="preserve"> </w:t>
             </w:r>
-            <w:proofErr w:type="gramStart"/>
             <w:r>
               <w:rPr>
                 <w:b/>
@@ -255,7 +254,6 @@
               </w:rPr>
               <w:t>:</w:t>
             </w:r>
-            <w:proofErr w:type="gramEnd"/>
           </w:p>
         </w:tc>
         <w:tc>
@@ -500,15 +498,7 @@
                 <w:sz w:val="24"/>
                 <w:szCs w:val="24"/>
               </w:rPr>
-              <w:t xml:space="preserve">İş Planı </w:t>
-            </w:r>
-            <w:proofErr w:type="gramStart"/>
-            <w:r>
-              <w:rPr>
-                <w:sz w:val="24"/>
-                <w:szCs w:val="24"/>
-              </w:rPr>
-              <w:t>Hazırlığı</w:t>
+              <w:t>İş Planı Hazırlığı</w:t>
             </w:r>
             <w:r>
               <w:rPr>
@@ -518,21 +508,20 @@
               </w:rPr>
               <w:t>(</w:t>
             </w:r>
-            <w:proofErr w:type="gramEnd"/>
             <w:r>
               <w:rPr>
                 <w:spacing w:val="-2"/>
                 <w:sz w:val="24"/>
                 <w:szCs w:val="24"/>
               </w:rPr>
-              <w:t xml:space="preserve">Teknik </w:t>
-            </w:r>
-            <w:r>
-              <w:rPr>
-                <w:sz w:val="24"/>
-                <w:szCs w:val="24"/>
-              </w:rPr>
-              <w:t>Proje Hariç)</w:t>
+              <w:t>ABCD</w:t>
+            </w:r>
+            <w:r>
+              <w:rPr>
+                <w:sz w:val="24"/>
+                <w:szCs w:val="24"/>
+              </w:rPr>
+              <w:t>)</w:t>
             </w:r>
           </w:p>
         </w:tc>
@@ -586,7 +575,6 @@
               </w:rPr>
               <w:t xml:space="preserve"> </w:t>
             </w:r>
-            <w:proofErr w:type="spellStart"/>
             <w:r>
               <w:rPr>
                 <w:sz w:val="24"/>
@@ -594,7 +582,6 @@
               </w:rPr>
               <w:t>TKDK’nın</w:t>
             </w:r>
-            <w:proofErr w:type="spellEnd"/>
             <w:r>
               <w:rPr>
                 <w:spacing w:val="-2"/>
@@ -966,17 +953,8 @@
                 <w:sz w:val="24"/>
                 <w:szCs w:val="24"/>
               </w:rPr>
-              <w:t xml:space="preserve">planı </w:t>
-            </w:r>
-            <w:proofErr w:type="spellStart"/>
-            <w:r>
-              <w:rPr>
-                <w:sz w:val="24"/>
-                <w:szCs w:val="24"/>
-              </w:rPr>
-              <w:t>TKDK’nın</w:t>
-            </w:r>
-            <w:proofErr w:type="spellEnd"/>
+              <w:t>planı TKDK’nın</w:t>
+            </w:r>
             <w:r>
               <w:rPr>
                 <w:spacing w:val="-1"/>
@@ -2056,7 +2034,7 @@
 </file>
 
 <file path=word/numbering.xml><?xml version="1.0" encoding="utf-8"?>
-<w:numbering xmlns:wpc="http://schemas.microsoft.com/office/word/2010/wordprocessingCanvas" xmlns:cx="http://schemas.microsoft.com/office/drawing/2014/chartex" xmlns:cx1="http://schemas.microsoft.com/office/drawing/2015/9/8/chartex" xmlns:cx2="http://schemas.microsoft.com/office/drawing/2015/10/21/chartex" xmlns:cx3="http://schemas.microsoft.com/office/drawing/2016/5/9/chartex" xmlns:cx4="http://schemas.microsoft.com/office/drawing/2016/5/10/chartex" xmlns:cx5="http://schemas.microsoft.com/office/drawing/2016/5/11/chartex" xmlns:cx6="http://schemas.microsoft.com/office/drawing/2016/5/12/chartex" xmlns:cx7="http://schemas.microsoft.com/office/drawing/2016/5/13/chartex" xmlns:cx8="http://schemas.microsoft.com/office/drawing/2016/5/14/chartex" xmlns:mc="http://schemas.openxmlformats.org/markup-compatibility/2006" xmlns:aink="http://schemas.microsoft.com/office/drawing/2016/ink" xmlns:am3d="http://schemas.microsoft.com/office/drawing/2017/model3d" xmlns:o="urn:schemas-microsoft-com:office:office" xmlns:oel="http://schemas.microsoft.com/office/2019/extlst" xmlns:r="http://schemas.openxmlformats.org/officeDocument/2006/relationships" xmlns:m="http://schemas.openxmlformats.org/officeDocument/2006/math" xmlns:v="urn:schemas-microsoft-com:vml" xmlns:wp14="http://schemas.microsoft.com/office/word/2010/wordprocessingDrawing" xmlns:wp="http://schemas.openxmlformats.org/drawingml/2006/wordprocessingDrawing" xmlns:w10="urn:schemas-microsoft-com:office:word" xmlns:w="http://schemas.openxmlformats.org/wordprocessingml/2006/main" xmlns:w14="http://schemas.microsoft.com/office/word/2010/wordml" xmlns:w15="http://schemas.microsoft.com/office/word/2012/wordml" xmlns:w16cex="http://schemas.microsoft.com/office/word/2018/wordml/cex" xmlns:w16cid="http://schemas.microsoft.com/office/word/2016/wordml/cid" xmlns:w16="http://schemas.microsoft.com/office/word/2018/wordml" xmlns:w16du="http://schemas.microsoft.com/office/word/2023/wordml/word16du" xmlns:w16sdtdh="http://schemas.microsoft.com/office/word/2020/wordml/sdtdatahash" xmlns:w16sdtfl="http://schemas.microsoft.com/office/word/2024/wordml/sdtformatlock" xmlns:w16se="http://schemas.microsoft.com/office/word/2015/wordml/symex" xmlns:wpg="http://schemas.microsoft.com/office/word/2010/wordprocessingGroup" xmlns:wpi="http://schemas.microsoft.com/office/word/2010/wordprocessingInk" xmlns:wne="http://schemas.microsoft.com/office/word/2006/wordml" xmlns:wps="http://schemas.microsoft.com/office/word/2010/wordprocessingShape" mc:Ignorable="w14 w15 w16se w16cid w16 w16cex w16sdtdh w16sdtfl w16du wp14">
+<w:numbering xmlns:wpc="http://schemas.microsoft.com/office/word/2010/wordprocessingCanvas" xmlns:cx="http://schemas.microsoft.com/office/drawing/2014/chartex" xmlns:cx1="http://schemas.microsoft.com/office/drawing/2015/9/8/chartex" xmlns:cx2="http://schemas.microsoft.com/office/drawing/2015/10/21/chartex" xmlns:cx3="http://schemas.microsoft.com/office/drawing/2016/5/9/chartex" xmlns:cx4="http://schemas.microsoft.com/office/drawing/2016/5/10/chartex" xmlns:cx5="http://schemas.microsoft.com/office/drawing/2016/5/11/chartex" xmlns:cx6="http://schemas.microsoft.com/office/drawing/2016/5/12/chartex" xmlns:cx7="http://schemas.microsoft.com/office/drawing/2016/5/13/chartex" xmlns:cx8="http://schemas.microsoft.com/office/drawing/2016/5/14/chartex" xmlns:mc="http://schemas.openxmlformats.org/markup-compatibility/2006" xmlns:aink="http://schemas.microsoft.com/office/drawing/2016/ink" xmlns:am3d="http://schemas.microsoft.com/office/drawing/2017/model3d" xmlns:o="urn:schemas-microsoft-com:office:office" xmlns:oel="http://schemas.microsoft.com/office/2019/extlst" xmlns:r="http://schemas.openxmlformats.org/officeDocument/2006/relationships" xmlns:m="http://schemas.openxmlformats.org/officeDocument/2006/math" xmlns:v="urn:schemas-microsoft-com:vml" xmlns:wp14="http://schemas.microsoft.com/office/word/2010/wordprocessingDrawing" xmlns:wp="http://schemas.openxmlformats.org/drawingml/2006/wordprocessingDrawing" xmlns:w10="urn:schemas-microsoft-com:office:word" xmlns:w="http://schemas.openxmlformats.org/wordprocessingml/2006/main" xmlns:w14="http://schemas.microsoft.com/office/word/2010/wordml" xmlns:w15="http://schemas.microsoft.com/office/word/2012/wordml" xmlns:w16cex="http://schemas.microsoft.com/office/word/2018/wordml/cex" xmlns:w16cid="http://schemas.microsoft.com/office/word/2016/wordml/cid" xmlns:w16="http://schemas.microsoft.com/office/word/2018/wordml" xmlns:w16du="http://schemas.microsoft.com/office/word/2023/wordml/word16du" xmlns:w16sdtdh="http://schemas.microsoft.com/office/word/2020/wordml/sdtdatahash" xmlns:w16se="http://schemas.microsoft.com/office/word/2015/wordml/symex" xmlns:wpg="http://schemas.microsoft.com/office/word/2010/wordprocessingGroup" xmlns:wpi="http://schemas.microsoft.com/office/word/2010/wordprocessingInk" xmlns:wne="http://schemas.microsoft.com/office/word/2006/wordml" xmlns:wps="http://schemas.microsoft.com/office/word/2010/wordprocessingShape" mc:Ignorable="w14 w15 w16se w16cid w16 w16cex w16sdtdh w16du wp14">
   <w:abstractNum w:abstractNumId="0" w15:restartNumberingAfterBreak="0">
     <w:nsid w:val="1510449C"/>
     <w:multiLevelType w:val="hybridMultilevel"/>
@@ -2805,7 +2783,7 @@
 </file>
 
 <file path=word/styles.xml><?xml version="1.0" encoding="utf-8"?>
-<w:styles xmlns:mc="http://schemas.openxmlformats.org/markup-compatibility/2006" xmlns:r="http://schemas.openxmlformats.org/officeDocument/2006/relationships" xmlns:w="http://schemas.openxmlformats.org/wordprocessingml/2006/main" xmlns:w14="http://schemas.microsoft.com/office/word/2010/wordml" xmlns:w15="http://schemas.microsoft.com/office/word/2012/wordml" xmlns:w16cex="http://schemas.microsoft.com/office/word/2018/wordml/cex" xmlns:w16cid="http://schemas.microsoft.com/office/word/2016/wordml/cid" xmlns:w16="http://schemas.microsoft.com/office/word/2018/wordml" xmlns:w16du="http://schemas.microsoft.com/office/word/2023/wordml/word16du" xmlns:w16sdtdh="http://schemas.microsoft.com/office/word/2020/wordml/sdtdatahash" xmlns:w16sdtfl="http://schemas.microsoft.com/office/word/2024/wordml/sdtformatlock" xmlns:w16se="http://schemas.microsoft.com/office/word/2015/wordml/symex" mc:Ignorable="w14 w15 w16se w16cid w16 w16cex w16sdtdh w16sdtfl w16du">
+<w:styles xmlns:mc="http://schemas.openxmlformats.org/markup-compatibility/2006" xmlns:r="http://schemas.openxmlformats.org/officeDocument/2006/relationships" xmlns:w="http://schemas.openxmlformats.org/wordprocessingml/2006/main" xmlns:w14="http://schemas.microsoft.com/office/word/2010/wordml" xmlns:w15="http://schemas.microsoft.com/office/word/2012/wordml" xmlns:w16cex="http://schemas.microsoft.com/office/word/2018/wordml/cex" xmlns:w16cid="http://schemas.microsoft.com/office/word/2016/wordml/cid" xmlns:w16="http://schemas.microsoft.com/office/word/2018/wordml" xmlns:w16du="http://schemas.microsoft.com/office/word/2023/wordml/word16du" xmlns:w16sdtdh="http://schemas.microsoft.com/office/word/2020/wordml/sdtdatahash" xmlns:w16se="http://schemas.microsoft.com/office/word/2015/wordml/symex" mc:Ignorable="w14 w15 w16se w16cid w16 w16cex w16sdtdh w16du">
   <w:docDefaults>
     <w:rPrDefault>
       <w:rPr>
@@ -3208,13 +3186,13 @@
       <w:lang w:val="tr-TR"/>
     </w:rPr>
   </w:style>
-  <w:style w:type="character" w:default="1" w:styleId="DefaultParagraphFont">
+  <w:style w:type="character" w:default="1" w:styleId="VarsaylanParagrafYazTipi">
     <w:name w:val="Default Paragraph Font"/>
     <w:uiPriority w:val="1"/>
     <w:semiHidden/>
     <w:unhideWhenUsed/>
   </w:style>
-  <w:style w:type="table" w:default="1" w:styleId="TableNormal">
+  <w:style w:type="table" w:default="1" w:styleId="NormalTablo">
     <w:name w:val="Normal Table"/>
     <w:uiPriority w:val="99"/>
     <w:semiHidden/>
@@ -3229,7 +3207,7 @@
       </w:tblCellMar>
     </w:tblPr>
   </w:style>
-  <w:style w:type="numbering" w:default="1" w:styleId="NoList">
+  <w:style w:type="numbering" w:default="1" w:styleId="ListeYok">
     <w:name w:val="No List"/>
     <w:uiPriority w:val="99"/>
     <w:semiHidden/>
@@ -3251,7 +3229,7 @@
       </w:tblCellMar>
     </w:tblPr>
   </w:style>
-  <w:style w:type="paragraph" w:styleId="ListParagraph">
+  <w:style w:type="paragraph" w:styleId="ListeParagraf">
     <w:name w:val="List Paragraph"/>
     <w:basedOn w:val="Normal"/>
     <w:uiPriority w:val="1"/>
